--- a/templates/word/Đơn Xác nhận bố mẹ đẻ.docx
+++ b/templates/word/Đơn Xác nhận bố mẹ đẻ.docx
@@ -1,5 +1,56 @@
 
-<file path=word/document.xml><?xml version="1.0" encoding="utf-8"?>
+<file path=docProps\app.xml><?xml version="1.0" encoding="utf-8"?>
+<Properties xmlns="http://schemas.openxmlformats.org/officeDocument/2006/extended-properties" xmlns:vt="http://schemas.openxmlformats.org/officeDocument/2006/docPropsVTypes">
+  <Template>Normal.dotm</Template>
+  <TotalTime>177</TotalTime>
+  <Pages>1</Pages>
+  <Words>221</Words>
+  <Characters>1264</Characters>
+  <Application>Microsoft Office Word</Application>
+  <DocSecurity>0</DocSecurity>
+  <Lines>10</Lines>
+  <Paragraphs>2</Paragraphs>
+  <ScaleCrop>false</ScaleCrop>
+  <HeadingPairs>
+    <vt:vector size="2" baseType="variant">
+      <vt:variant>
+        <vt:lpstr>Title</vt:lpstr>
+      </vt:variant>
+      <vt:variant>
+        <vt:i4>1</vt:i4>
+      </vt:variant>
+    </vt:vector>
+  </HeadingPairs>
+  <TitlesOfParts>
+    <vt:vector size="1" baseType="lpstr">
+      <vt:lpstr/>
+    </vt:vector>
+  </TitlesOfParts>
+  <Company/>
+  <LinksUpToDate>false</LinksUpToDate>
+  <CharactersWithSpaces>1483</CharactersWithSpaces>
+  <SharedDoc>false</SharedDoc>
+  <HyperlinksChanged>false</HyperlinksChanged>
+  <AppVersion>16.0000</AppVersion>
+</Properties>
+</file>
+
+<file path=docProps\core.xml><?xml version="1.0" encoding="utf-8"?>
+<cp:coreProperties xmlns:cp="http://schemas.openxmlformats.org/package/2006/metadata/core-properties" xmlns:dc="http://purl.org/dc/elements/1.1/" xmlns:dcterms="http://purl.org/dc/terms/" xmlns:dcmitype="http://purl.org/dc/dcmitype/" xmlns:xsi="http://www.w3.org/2001/XMLSchema-instance">
+  <dc:title/>
+  <dc:subject/>
+  <dc:creator>Administrator</dc:creator>
+  <cp:keywords/>
+  <dc:description/>
+  <cp:lastModifiedBy>Administrator</cp:lastModifiedBy>
+  <cp:revision>17</cp:revision>
+  <cp:lastPrinted>2026-06-10T08:27:00Z</cp:lastPrinted>
+  <dcterms:created xsi:type="dcterms:W3CDTF">2025-04-15T03:20:00Z</dcterms:created>
+  <dcterms:modified xsi:type="dcterms:W3CDTF">2026-06-10T08:27:00Z</dcterms:modified>
+</cp:coreProperties>
+</file>
+
+<file path=word\document.xml><?xml version="1.0" encoding="utf-8"?>
 <w:document xmlns:wpc="http://schemas.microsoft.com/office/word/2010/wordprocessingCanvas" xmlns:cx="http://schemas.microsoft.com/office/drawing/2014/chartex" xmlns:cx1="http://schemas.microsoft.com/office/drawing/2015/9/8/chartex" xmlns:cx2="http://schemas.microsoft.com/office/drawing/2015/10/21/chartex" xmlns:cx3="http://schemas.microsoft.com/office/drawing/2016/5/9/chartex" xmlns:cx4="http://schemas.microsoft.com/office/drawing/2016/5/10/chartex" xmlns:cx5="http://schemas.microsoft.com/office/drawing/2016/5/11/chartex" xmlns:cx6="http://schemas.microsoft.com/office/drawing/2016/5/12/chartex" xmlns:cx7="http://schemas.microsoft.com/office/drawing/2016/5/13/chartex" xmlns:cx8="http://schemas.microsoft.com/office/drawing/2016/5/14/chartex" xmlns:mc="http://schemas.openxmlformats.org/markup-compatibility/2006" xmlns:aink="http://schemas.microsoft.com/office/drawing/2016/ink" xmlns:am3d="http://schemas.microsoft.com/office/drawing/2017/model3d" xmlns:o="urn:schemas-microsoft-com:office:office" xmlns:r="http://schemas.openxmlformats.org/officeDocument/2006/relationships" xmlns:m="http://schemas.openxmlformats.org/officeDocument/2006/math" xmlns:v="urn:schemas-microsoft-com:vml" xmlns:wp14="http://schemas.microsoft.com/office/word/2010/wordprocessingDrawing" xmlns:wp="http://schemas.openxmlformats.org/drawingml/2006/wordprocessingDrawing" xmlns:w10="urn:schemas-microsoft-com:office:word" xmlns:w="http://schemas.openxmlformats.org/wordprocessingml/2006/main" xmlns:w14="http://schemas.microsoft.com/office/word/2010/wordml" xmlns:w15="http://schemas.microsoft.com/office/word/2012/wordml" xmlns:w16cid="http://schemas.microsoft.com/office/word/2016/wordml/cid" xmlns:w16se="http://schemas.microsoft.com/office/word/2015/wordml/symex" xmlns:wpg="http://schemas.microsoft.com/office/word/2010/wordprocessingGroup" xmlns:wpi="http://schemas.microsoft.com/office/word/2010/wordprocessingInk" xmlns:wne="http://schemas.microsoft.com/office/word/2006/wordml" xmlns:wps="http://schemas.microsoft.com/office/word/2010/wordprocessingShape" mc:Ignorable="w14 w15 w16se w16cid wp14">
   <w:body>
     <w:p>
@@ -1323,7 +1374,132 @@
 </w:document>
 </file>
 
-<file path=word/styles.xml><?xml version="1.0" encoding="utf-8"?>
+<file path=word\fontTable.xml><?xml version="1.0" encoding="utf-8"?>
+<w:fonts xmlns:mc="http://schemas.openxmlformats.org/markup-compatibility/2006" xmlns:r="http://schemas.openxmlformats.org/officeDocument/2006/relationships" xmlns:w="http://schemas.openxmlformats.org/wordprocessingml/2006/main" xmlns:w14="http://schemas.microsoft.com/office/word/2010/wordml" xmlns:w15="http://schemas.microsoft.com/office/word/2012/wordml" xmlns:w16cid="http://schemas.microsoft.com/office/word/2016/wordml/cid" xmlns:w16se="http://schemas.microsoft.com/office/word/2015/wordml/symex" mc:Ignorable="w14 w15 w16se w16cid">
+  <w:font w:name="Calibri">
+    <w:panose1 w:val="020F0502020204030204"/>
+    <w:charset w:val="00"/>
+    <w:family w:val="swiss"/>
+    <w:pitch w:val="variable"/>
+    <w:sig w:usb0="E4002EFF" w:usb1="C000247B" w:usb2="00000009" w:usb3="00000000" w:csb0="000001FF" w:csb1="00000000"/>
+  </w:font>
+  <w:font w:name="Times New Roman">
+    <w:panose1 w:val="02020603050405020304"/>
+    <w:charset w:val="00"/>
+    <w:family w:val="roman"/>
+    <w:pitch w:val="variable"/>
+    <w:sig w:usb0="E0002EFF" w:usb1="C000785B" w:usb2="00000009" w:usb3="00000000" w:csb0="000001FF" w:csb1="00000000"/>
+  </w:font>
+  <w:font w:name=".VnTime">
+    <w:panose1 w:val="020B7200000000000000"/>
+    <w:charset w:val="00"/>
+    <w:family w:val="swiss"/>
+    <w:pitch w:val="variable"/>
+    <w:sig w:usb0="00000003" w:usb1="00000000" w:usb2="00000000" w:usb3="00000000" w:csb0="00000001" w:csb1="00000000"/>
+  </w:font>
+  <w:font w:name="Calibri Light">
+    <w:panose1 w:val="020F0302020204030204"/>
+    <w:charset w:val="00"/>
+    <w:family w:val="swiss"/>
+    <w:pitch w:val="variable"/>
+    <w:sig w:usb0="E4002EFF" w:usb1="C000247B" w:usb2="00000009" w:usb3="00000000" w:csb0="000001FF" w:csb1="00000000"/>
+  </w:font>
+</w:fonts>
+</file>
+
+<file path=word\settings.xml><?xml version="1.0" encoding="utf-8"?>
+<w:settings xmlns:mc="http://schemas.openxmlformats.org/markup-compatibility/2006" xmlns:o="urn:schemas-microsoft-com:office:office" xmlns:r="http://schemas.openxmlformats.org/officeDocument/2006/relationships" xmlns:m="http://schemas.openxmlformats.org/officeDocument/2006/math" xmlns:v="urn:schemas-microsoft-com:vml" xmlns:w10="urn:schemas-microsoft-com:office:word" xmlns:w="http://schemas.openxmlformats.org/wordprocessingml/2006/main" xmlns:w14="http://schemas.microsoft.com/office/word/2010/wordml" xmlns:w15="http://schemas.microsoft.com/office/word/2012/wordml" xmlns:w16cid="http://schemas.microsoft.com/office/word/2016/wordml/cid" xmlns:w16se="http://schemas.microsoft.com/office/word/2015/wordml/symex" xmlns:sl="http://schemas.openxmlformats.org/schemaLibrary/2006/main" mc:Ignorable="w14 w15 w16se w16cid">
+  <w:zoom w:percent="112"/>
+  <w:defaultTabStop w:val="720"/>
+  <w:characterSpacingControl w:val="doNotCompress"/>
+  <w:compat>
+    <w:compatSetting w:name="compatibilityMode" w:uri="http://schemas.microsoft.com/office/word" w:val="15"/>
+    <w:compatSetting w:name="overrideTableStyleFontSizeAndJustification" w:uri="http://schemas.microsoft.com/office/word" w:val="1"/>
+    <w:compatSetting w:name="enableOpenTypeFeatures" w:uri="http://schemas.microsoft.com/office/word" w:val="1"/>
+    <w:compatSetting w:name="doNotFlipMirrorIndents" w:uri="http://schemas.microsoft.com/office/word" w:val="1"/>
+    <w:compatSetting w:name="differentiateMultirowTableHeaders" w:uri="http://schemas.microsoft.com/office/word" w:val="1"/>
+    <w:compatSetting w:name="useWord2013TrackBottomHyphenation" w:uri="http://schemas.microsoft.com/office/word" w:val="0"/>
+  </w:compat>
+  <w:rsids>
+    <w:rsidRoot w:val="0011569B"/>
+    <w:rsid w:val="00044355"/>
+    <w:rsid w:val="00045E7F"/>
+    <w:rsid w:val="000B0423"/>
+    <w:rsid w:val="000C55C5"/>
+    <w:rsid w:val="000F7DEB"/>
+    <w:rsid w:val="0011569B"/>
+    <w:rsid w:val="00124B17"/>
+    <w:rsid w:val="00190424"/>
+    <w:rsid w:val="001D0703"/>
+    <w:rsid w:val="002216CE"/>
+    <w:rsid w:val="00273A46"/>
+    <w:rsid w:val="00315A1F"/>
+    <w:rsid w:val="00387C34"/>
+    <w:rsid w:val="003A3E17"/>
+    <w:rsid w:val="0042161C"/>
+    <w:rsid w:val="004C6203"/>
+    <w:rsid w:val="005C4164"/>
+    <w:rsid w:val="00657826"/>
+    <w:rsid w:val="006B3D8C"/>
+    <w:rsid w:val="006D7A00"/>
+    <w:rsid w:val="00741A0C"/>
+    <w:rsid w:val="007C3B3E"/>
+    <w:rsid w:val="008753A4"/>
+    <w:rsid w:val="008E0EB9"/>
+    <w:rsid w:val="00957462"/>
+    <w:rsid w:val="009B3229"/>
+    <w:rsid w:val="009E04E1"/>
+    <w:rsid w:val="00A67669"/>
+    <w:rsid w:val="00AA3D01"/>
+    <w:rsid w:val="00AA7F89"/>
+    <w:rsid w:val="00AC6B9D"/>
+    <w:rsid w:val="00AD31E5"/>
+    <w:rsid w:val="00AE6737"/>
+    <w:rsid w:val="00B35C87"/>
+    <w:rsid w:val="00BD58BE"/>
+    <w:rsid w:val="00CA01F8"/>
+    <w:rsid w:val="00CC0F60"/>
+    <w:rsid w:val="00CD338F"/>
+    <w:rsid w:val="00D74D3F"/>
+    <w:rsid w:val="00D81451"/>
+    <w:rsid w:val="00D94AE7"/>
+    <w:rsid w:val="00DA20E3"/>
+    <w:rsid w:val="00DC1592"/>
+    <w:rsid w:val="00E44867"/>
+    <w:rsid w:val="00FC060C"/>
+    <w:rsid w:val="00FE0D03"/>
+    <w:rsid w:val="00FF590B"/>
+  </w:rsids>
+  <m:mathPr>
+    <m:mathFont m:val="Cambria Math"/>
+    <m:brkBin m:val="before"/>
+    <m:brkBinSub m:val="--"/>
+    <m:smallFrac m:val="0"/>
+    <m:dispDef/>
+    <m:lMargin m:val="0"/>
+    <m:rMargin m:val="0"/>
+    <m:defJc m:val="centerGroup"/>
+    <m:wrapIndent m:val="1440"/>
+    <m:intLim m:val="subSup"/>
+    <m:naryLim m:val="undOvr"/>
+  </m:mathPr>
+  <w:themeFontLang w:val="en-US"/>
+  <w:clrSchemeMapping w:bg1="light1" w:t1="dark1" w:bg2="light2" w:t2="dark2" w:accent1="accent1" w:accent2="accent2" w:accent3="accent3" w:accent4="accent4" w:accent5="accent5" w:accent6="accent6" w:hyperlink="hyperlink" w:followedHyperlink="followedHyperlink"/>
+  <w:shapeDefaults>
+    <o:shapedefaults v:ext="edit" spidmax="1026"/>
+    <o:shapelayout v:ext="edit">
+      <o:idmap v:ext="edit" data="1"/>
+    </o:shapelayout>
+  </w:shapeDefaults>
+  <w:decimalSymbol w:val=","/>
+  <w:listSeparator w:val=","/>
+  <w14:docId w14:val="06881F96"/>
+  <w15:chartTrackingRefBased/>
+  <w15:docId w15:val="{1066BF62-8F91-444C-A6C4-3DC1B665D50A}"/>
+</w:settings>
+</file>
+
+<file path=word\styles.xml><?xml version="1.0" encoding="utf-8"?>
 <w:styles xmlns:mc="http://schemas.openxmlformats.org/markup-compatibility/2006" xmlns:r="http://schemas.openxmlformats.org/officeDocument/2006/relationships" xmlns:w="http://schemas.openxmlformats.org/wordprocessingml/2006/main" xmlns:w14="http://schemas.microsoft.com/office/word/2010/wordml" xmlns:w15="http://schemas.microsoft.com/office/word/2012/wordml" xmlns:w16cid="http://schemas.microsoft.com/office/word/2016/wordml/cid" xmlns:w16se="http://schemas.microsoft.com/office/word/2015/wordml/symex" mc:Ignorable="w14 w15 w16se w16cid">
   <w:docDefaults>
     <w:rPrDefault>
@@ -1767,7 +1943,7 @@
 </w:styles>
 </file>
 
-<file path=word/theme/theme1.xml><?xml version="1.0" encoding="utf-8"?>
+<file path=word\theme\theme1.xml><?xml version="1.0" encoding="utf-8"?>
 <a:theme xmlns:a="http://schemas.openxmlformats.org/drawingml/2006/main" name="Office Theme">
   <a:themeElements>
     <a:clrScheme name="Office">
@@ -2060,4 +2236,11 @@
     </a:ext>
   </a:extLst>
 </a:theme>
+</file>
+
+<file path=word\webSettings.xml><?xml version="1.0" encoding="utf-8"?>
+<w:webSettings xmlns:mc="http://schemas.openxmlformats.org/markup-compatibility/2006" xmlns:r="http://schemas.openxmlformats.org/officeDocument/2006/relationships" xmlns:w="http://schemas.openxmlformats.org/wordprocessingml/2006/main" xmlns:w14="http://schemas.microsoft.com/office/word/2010/wordml" xmlns:w15="http://schemas.microsoft.com/office/word/2012/wordml" xmlns:w16cid="http://schemas.microsoft.com/office/word/2016/wordml/cid" xmlns:w16se="http://schemas.microsoft.com/office/word/2015/wordml/symex" mc:Ignorable="w14 w15 w16se w16cid">
+  <w:optimizeForBrowser/>
+  <w:allowPNG/>
+</w:webSettings>
 </file>